--- a/Capteur/pcb/Capteur S3/Composants.docx
+++ b/Capteur/pcb/Capteur S3/Composants.docx
@@ -45,7 +45,7 @@
           <w:sz w:val="19"/>
           <w:szCs w:val="19"/>
         </w:rPr>
-        <w:t xml:space="preserve">BOM_Capteur S3.xlsx</w:t>
+        <w:t xml:space="preserve">Capteur_S3_BOM.xlsx</w:t>
       </w:r>
       <w:r>
         <w:t xml:space="preserve"> (même dossier) ; cette page y ajoute ce qui n'est pas dessiné et ce qui est hors carte.</w:t>
@@ -5464,6 +5464,139 @@
     <w:basedOn w:val="Normal"/>
     <w:qFormat/>
   </w:style>
+  <w:style w:type="paragraph" w:styleId="Caption">
+    <w:name w:val="caption"/>
+    <w:basedOn w:val="Normal"/>
+    <w:next w:val="Normal"/>
+    <w:uiPriority w:val="35"/>
+    <w:semiHidden/>
+    <w:unhideWhenUsed/>
+    <w:qFormat/>
+    <w:pPr>
+      <w:spacing w:after="200"/>
+    </w:pPr>
+    <w:rPr>
+      <w:i/>
+      <w:iCs/>
+      <w:color w:val="44546A" w:themeColor="dark2"/>
+      <w:sz w:val="18"/>
+      <w:szCs w:val="18"/>
+    </w:rPr>
+  </w:style>
+  <w:style w:type="paragraph" w:styleId="Bibliography">
+    <w:name w:val="Bibliography"/>
+    <w:basedOn w:val="Normal"/>
+    <w:next w:val="Normal"/>
+    <w:uiPriority w:val="37"/>
+    <w:unhideWhenUsed/>
+  </w:style>
+  <w:style w:type="paragraph" w:styleId="TOC1">
+    <w:name w:val="toc 1"/>
+    <w:basedOn w:val="Normal"/>
+    <w:next w:val="Normal"/>
+    <w:uiPriority w:val="39"/>
+    <w:semiHidden/>
+    <w:unhideWhenUsed/>
+    <w:pPr>
+      <w:spacing w:after="100"/>
+    </w:pPr>
+  </w:style>
+  <w:style w:type="paragraph" w:styleId="TOC2">
+    <w:name w:val="toc 2"/>
+    <w:basedOn w:val="Normal"/>
+    <w:next w:val="Normal"/>
+    <w:uiPriority w:val="39"/>
+    <w:semiHidden/>
+    <w:unhideWhenUsed/>
+    <w:pPr>
+      <w:spacing w:after="100"/>
+      <w:ind w:left="220"/>
+    </w:pPr>
+  </w:style>
+  <w:style w:type="paragraph" w:styleId="TOC3">
+    <w:name w:val="toc 3"/>
+    <w:basedOn w:val="Normal"/>
+    <w:next w:val="Normal"/>
+    <w:uiPriority w:val="39"/>
+    <w:semiHidden/>
+    <w:unhideWhenUsed/>
+    <w:pPr>
+      <w:spacing w:after="100"/>
+      <w:ind w:left="440"/>
+    </w:pPr>
+  </w:style>
+  <w:style w:type="paragraph" w:styleId="TOC4">
+    <w:name w:val="toc 4"/>
+    <w:basedOn w:val="Normal"/>
+    <w:next w:val="Normal"/>
+    <w:uiPriority w:val="39"/>
+    <w:semiHidden/>
+    <w:unhideWhenUsed/>
+    <w:pPr>
+      <w:spacing w:after="100"/>
+      <w:ind w:left="660"/>
+    </w:pPr>
+  </w:style>
+  <w:style w:type="paragraph" w:styleId="TOC5">
+    <w:name w:val="toc 5"/>
+    <w:basedOn w:val="Normal"/>
+    <w:next w:val="Normal"/>
+    <w:uiPriority w:val="39"/>
+    <w:semiHidden/>
+    <w:unhideWhenUsed/>
+    <w:pPr>
+      <w:spacing w:after="100"/>
+      <w:ind w:left="880"/>
+    </w:pPr>
+  </w:style>
+  <w:style w:type="paragraph" w:styleId="TOC6">
+    <w:name w:val="toc 6"/>
+    <w:basedOn w:val="Normal"/>
+    <w:next w:val="Normal"/>
+    <w:uiPriority w:val="39"/>
+    <w:semiHidden/>
+    <w:unhideWhenUsed/>
+    <w:pPr>
+      <w:spacing w:after="100"/>
+      <w:ind w:left="1100"/>
+    </w:pPr>
+  </w:style>
+  <w:style w:type="paragraph" w:styleId="TOC7">
+    <w:name w:val="toc 7"/>
+    <w:basedOn w:val="Normal"/>
+    <w:next w:val="Normal"/>
+    <w:uiPriority w:val="39"/>
+    <w:semiHidden/>
+    <w:unhideWhenUsed/>
+    <w:pPr>
+      <w:spacing w:after="100"/>
+      <w:ind w:left="1320"/>
+    </w:pPr>
+  </w:style>
+  <w:style w:type="paragraph" w:styleId="TOC8">
+    <w:name w:val="toc 8"/>
+    <w:basedOn w:val="Normal"/>
+    <w:next w:val="Normal"/>
+    <w:uiPriority w:val="39"/>
+    <w:semiHidden/>
+    <w:unhideWhenUsed/>
+    <w:pPr>
+      <w:spacing w:after="100"/>
+      <w:ind w:left="1540"/>
+    </w:pPr>
+  </w:style>
+  <w:style w:type="paragraph" w:styleId="TOC9">
+    <w:name w:val="toc 9"/>
+    <w:basedOn w:val="Normal"/>
+    <w:next w:val="Normal"/>
+    <w:uiPriority w:val="39"/>
+    <w:semiHidden/>
+    <w:unhideWhenUsed/>
+    <w:pPr>
+      <w:spacing w:after="100"/>
+      <w:ind w:left="1760"/>
+    </w:pPr>
+  </w:style>
   <w:style w:type="character" w:styleId="Hyperlink">
     <w:name w:val="Hyperlink"/>
     <w:basedOn w:val="DefaultParagraphFont"/>
@@ -5547,6 +5680,13 @@
       <w:sz w:val="20"/>
       <w:szCs w:val="20"/>
     </w:rPr>
+  </w:style>
+  <w:style w:type="character" w:styleId="LineNumber">
+    <w:name w:val="line number"/>
+    <w:basedOn w:val="DefaultParagraphFont"/>
+    <w:uiPriority w:val="99"/>
+    <w:semiHidden/>
+    <w:unhideWhenUsed/>
   </w:style>
   <w:style w:type="paragraph" w:styleId="Title">
     <w:name w:val="Title"/>
